--- a/static/templat/kuitansi.docx
+++ b/static/templat/kuitansi.docx
@@ -7,16 +7,21 @@
         <w:ind w:left="360"/>
         <w:jc w:val="center"/>
         <w:rPr>
-          <w:rFonts w:ascii="Times New Roman" w:hAnsi="Times New Roman" w:cs="Times New Roman"/>
+          <w:rFonts w:ascii="Times New Roman" w:hAnsi="Times New Roman" w:eastAsia="Times New Roman" w:cs="Times New Roman"/>
           <w:b/>
           <w:bCs/>
-        </w:rPr>
-      </w:pPr>
-      <w:r>
-        <w:rPr>
-          <w:rFonts w:ascii="Times New Roman" w:hAnsi="Times New Roman" w:cs="Times New Roman"/>
+          <w:sz w:val="22"/>
+          <w:szCs w:val="22"/>
+        </w:rPr>
+        <w:spacing w:before="0" w:after="100" w:line="240" w:lineRule="auto"/>
+      </w:pPr>
+      <w:r>
+        <w:rPr>
+          <w:rFonts w:ascii="Times New Roman" w:hAnsi="Times New Roman" w:eastAsia="Times New Roman" w:cs="Times New Roman"/>
           <w:b/>
           <w:bCs/>
+          <w:sz w:val="22"/>
+          <w:szCs w:val="22"/>
         </w:rPr>
         <w:t>KUITANSI PENERIMAAN DANA BANTUAN IMPLEMENTASI</w:t>
       </w:r>
@@ -26,80 +31,101 @@
         <w:ind w:left="360"/>
         <w:jc w:val="center"/>
         <w:rPr>
-          <w:rFonts w:ascii="Times New Roman" w:hAnsi="Times New Roman" w:cs="Times New Roman"/>
+          <w:rFonts w:ascii="Times New Roman" w:hAnsi="Times New Roman" w:eastAsia="Times New Roman" w:cs="Times New Roman"/>
           <w:b/>
           <w:bCs/>
-        </w:rPr>
-      </w:pPr>
-      <w:r>
-        <w:rPr>
-          <w:rFonts w:ascii="Times New Roman" w:hAnsi="Times New Roman" w:cs="Times New Roman"/>
+          <w:sz w:val="22"/>
+          <w:szCs w:val="22"/>
+        </w:rPr>
+        <w:spacing w:before="0" w:after="100" w:line="240" w:lineRule="auto"/>
+      </w:pPr>
+      <w:r>
+        <w:rPr>
+          <w:rFonts w:ascii="Times New Roman" w:hAnsi="Times New Roman" w:eastAsia="Times New Roman" w:cs="Times New Roman"/>
           <w:b/>
           <w:bCs/>
+          <w:sz w:val="22"/>
+          <w:szCs w:val="22"/>
         </w:rPr>
         <w:t>PRO</w:t>
       </w:r>
       <w:r>
         <w:rPr>
-          <w:rFonts w:ascii="Times New Roman" w:hAnsi="Times New Roman" w:cs="Times New Roman"/>
+          <w:rFonts w:ascii="Times New Roman" w:hAnsi="Times New Roman" w:eastAsia="Times New Roman" w:cs="Times New Roman"/>
           <w:b/>
           <w:bCs/>
+          <w:sz w:val="22"/>
+          <w:szCs w:val="22"/>
         </w:rPr>
         <w:t>GRAM</w:t>
       </w:r>
       <w:r>
         <w:rPr>
-          <w:rFonts w:ascii="Times New Roman" w:hAnsi="Times New Roman" w:cs="Times New Roman"/>
+          <w:rFonts w:ascii="Times New Roman" w:hAnsi="Times New Roman" w:eastAsia="Times New Roman" w:cs="Times New Roman"/>
           <w:b/>
           <w:bCs/>
+          <w:sz w:val="22"/>
+          <w:szCs w:val="22"/>
         </w:rPr>
         <w:t xml:space="preserve"> DESA ENERGI BERDIKARI SOBAT BUMI</w:t>
       </w:r>
       <w:r>
         <w:rPr>
-          <w:rFonts w:ascii="Times New Roman" w:hAnsi="Times New Roman" w:cs="Times New Roman"/>
+          <w:rFonts w:ascii="Times New Roman" w:hAnsi="Times New Roman" w:eastAsia="Times New Roman" w:cs="Times New Roman"/>
           <w:b/>
           <w:bCs/>
+          <w:sz w:val="22"/>
+          <w:szCs w:val="22"/>
         </w:rPr>
         <w:t xml:space="preserve"> </w:t>
       </w:r>
       <w:r>
         <w:rPr>
-          <w:rFonts w:ascii="Times New Roman" w:hAnsi="Times New Roman" w:cs="Times New Roman"/>
+          <w:rFonts w:ascii="Times New Roman" w:hAnsi="Times New Roman" w:eastAsia="Times New Roman" w:cs="Times New Roman"/>
           <w:b/>
           <w:bCs/>
+          <w:sz w:val="22"/>
+          <w:szCs w:val="22"/>
         </w:rPr>
         <w:t>2025/2026</w:t>
       </w:r>
       <w:r>
         <w:rPr>
-          <w:rFonts w:ascii="Times New Roman" w:hAnsi="Times New Roman" w:cs="Times New Roman"/>
+          <w:rFonts w:ascii="Times New Roman" w:hAnsi="Times New Roman" w:eastAsia="Times New Roman" w:cs="Times New Roman"/>
           <w:b/>
           <w:bCs/>
+          <w:sz w:val="22"/>
+          <w:szCs w:val="22"/>
         </w:rPr>
         <w:t xml:space="preserve"> </w:t>
       </w:r>
       <w:r>
         <w:rPr>
-          <w:rFonts w:ascii="Times New Roman" w:hAnsi="Times New Roman" w:cs="Times New Roman"/>
+          <w:rFonts w:ascii="Times New Roman" w:hAnsi="Times New Roman" w:eastAsia="Times New Roman" w:cs="Times New Roman"/>
           <w:b/>
           <w:bCs/>
+          <w:sz w:val="22"/>
+          <w:szCs w:val="22"/>
         </w:rPr>
         <w:t>TERMIN-1 (</w:t>
       </w:r>
       <w:r>
         <w:rPr>
-          <w:rFonts w:ascii="Times New Roman" w:hAnsi="Times New Roman" w:cs="Times New Roman"/>
+          <w:rFonts w:ascii="Times New Roman" w:hAnsi="Times New Roman" w:eastAsia="Times New Roman" w:cs="Times New Roman"/>
           <w:b/>
           <w:bCs/>
+          <w:sz w:val="22"/>
+          <w:szCs w:val="22"/>
         </w:rPr>
         <w:t>7</w:t>
       </w:r>
       <w:r>
         <w:rPr>
-          <w:rFonts w:ascii="Times New Roman" w:hAnsi="Times New Roman" w:cs="Times New Roman"/>
+          <w:rFonts w:ascii="Times New Roman" w:hAnsi="Times New Roman" w:eastAsia="Times New Roman" w:cs="Times New Roman"/>
           <w:b/>
           <w:bCs/>
+          <w:sz w:val="22"/>
+          <w:szCs w:val="22"/>
         </w:rPr>
         <w:t>0%)</w:t>
       </w:r>
@@ -108,40 +134,54 @@
       <w:pPr>
         <w:ind w:left="360"/>
         <w:rPr>
-          <w:rFonts w:ascii="Times New Roman" w:hAnsi="Times New Roman" w:cs="Times New Roman"/>
+          <w:rFonts w:ascii="Times New Roman" w:hAnsi="Times New Roman" w:eastAsia="Times New Roman" w:cs="Times New Roman"/>
           <w:b/>
           <w:bCs/>
-        </w:rPr>
+          <w:sz w:val="22"/>
+          <w:szCs w:val="22"/>
+        </w:rPr>
+        <w:spacing w:before="0" w:after="100" w:line="240" w:lineRule="auto"/>
       </w:pPr>
     </w:p>
     <w:p>
       <w:pPr>
         <w:ind w:left="4678"/>
         <w:rPr>
-          <w:rFonts w:ascii="Times New Roman" w:hAnsi="Times New Roman" w:cs="Times New Roman"/>
-        </w:rPr>
-      </w:pPr>
-      <w:r>
-        <w:rPr>
-          <w:rFonts w:ascii="Times New Roman" w:hAnsi="Times New Roman" w:cs="Times New Roman"/>
+          <w:rFonts w:ascii="Times New Roman" w:hAnsi="Times New Roman" w:eastAsia="Times New Roman" w:cs="Times New Roman"/>
+          <w:sz w:val="22"/>
+          <w:szCs w:val="22"/>
+        </w:rPr>
+        <w:spacing w:before="0" w:after="100" w:line="240" w:lineRule="auto"/>
+      </w:pPr>
+      <w:r>
+        <w:rPr>
+          <w:rFonts w:ascii="Times New Roman" w:hAnsi="Times New Roman" w:eastAsia="Times New Roman" w:cs="Times New Roman"/>
+          <w:sz w:val="22"/>
+          <w:szCs w:val="22"/>
         </w:rPr>
         <w:t>Tahun Anggaran</w:t>
       </w:r>
       <w:r>
         <w:rPr>
-          <w:rFonts w:ascii="Times New Roman" w:hAnsi="Times New Roman" w:cs="Times New Roman"/>
+          <w:rFonts w:ascii="Times New Roman" w:hAnsi="Times New Roman" w:eastAsia="Times New Roman" w:cs="Times New Roman"/>
+          <w:sz w:val="22"/>
+          <w:szCs w:val="22"/>
         </w:rPr>
         <w:tab/>
       </w:r>
       <w:r>
         <w:rPr>
-          <w:rFonts w:ascii="Times New Roman" w:hAnsi="Times New Roman" w:cs="Times New Roman"/>
+          <w:rFonts w:ascii="Times New Roman" w:hAnsi="Times New Roman" w:eastAsia="Times New Roman" w:cs="Times New Roman"/>
+          <w:sz w:val="22"/>
+          <w:szCs w:val="22"/>
         </w:rPr>
         <w:t>: 202</w:t>
       </w:r>
       <w:r>
         <w:rPr>
-          <w:rFonts w:ascii="Times New Roman" w:hAnsi="Times New Roman" w:cs="Times New Roman"/>
+          <w:rFonts w:ascii="Times New Roman" w:hAnsi="Times New Roman" w:eastAsia="Times New Roman" w:cs="Times New Roman"/>
+          <w:sz w:val="22"/>
+          <w:szCs w:val="22"/>
         </w:rPr>
         <w:t>5</w:t>
       </w:r>
@@ -150,46 +190,61 @@
       <w:pPr>
         <w:ind w:left="4678"/>
         <w:rPr>
-          <w:rFonts w:ascii="Times New Roman" w:hAnsi="Times New Roman" w:cs="Times New Roman"/>
-        </w:rPr>
+          <w:rFonts w:ascii="Times New Roman" w:hAnsi="Times New Roman" w:eastAsia="Times New Roman" w:cs="Times New Roman"/>
+          <w:sz w:val="22"/>
+          <w:szCs w:val="22"/>
+        </w:rPr>
+        <w:spacing w:before="0" w:after="100" w:line="240" w:lineRule="auto"/>
       </w:pPr>
       <w:proofErr w:type="spellStart"/>
       <w:r>
         <w:rPr>
-          <w:rFonts w:ascii="Times New Roman" w:hAnsi="Times New Roman" w:cs="Times New Roman"/>
+          <w:rFonts w:ascii="Times New Roman" w:hAnsi="Times New Roman" w:eastAsia="Times New Roman" w:cs="Times New Roman"/>
+          <w:sz w:val="22"/>
+          <w:szCs w:val="22"/>
         </w:rPr>
         <w:t>Nomor</w:t>
       </w:r>
       <w:proofErr w:type="spellEnd"/>
       <w:r>
         <w:rPr>
-          <w:rFonts w:ascii="Times New Roman" w:hAnsi="Times New Roman" w:cs="Times New Roman"/>
+          <w:rFonts w:ascii="Times New Roman" w:hAnsi="Times New Roman" w:eastAsia="Times New Roman" w:cs="Times New Roman"/>
+          <w:sz w:val="22"/>
+          <w:szCs w:val="22"/>
         </w:rPr>
         <w:t xml:space="preserve"> </w:t>
       </w:r>
       <w:proofErr w:type="spellStart"/>
       <w:r>
         <w:rPr>
-          <w:rFonts w:ascii="Times New Roman" w:hAnsi="Times New Roman" w:cs="Times New Roman"/>
+          <w:rFonts w:ascii="Times New Roman" w:hAnsi="Times New Roman" w:eastAsia="Times New Roman" w:cs="Times New Roman"/>
+          <w:sz w:val="22"/>
+          <w:szCs w:val="22"/>
         </w:rPr>
         <w:t>Kuitansi</w:t>
       </w:r>
       <w:proofErr w:type="spellEnd"/>
       <w:r>
         <w:rPr>
-          <w:rFonts w:ascii="Times New Roman" w:hAnsi="Times New Roman" w:cs="Times New Roman"/>
+          <w:rFonts w:ascii="Times New Roman" w:hAnsi="Times New Roman" w:eastAsia="Times New Roman" w:cs="Times New Roman"/>
+          <w:sz w:val="22"/>
+          <w:szCs w:val="22"/>
         </w:rPr>
         <w:tab/>
       </w:r>
       <w:r>
         <w:rPr>
-          <w:rFonts w:ascii="Times New Roman" w:hAnsi="Times New Roman" w:cs="Times New Roman"/>
+          <w:rFonts w:ascii="Times New Roman" w:hAnsi="Times New Roman" w:eastAsia="Times New Roman" w:cs="Times New Roman"/>
+          <w:sz w:val="22"/>
+          <w:szCs w:val="22"/>
         </w:rPr>
         <w:t xml:space="preserve">: </w:t>
       </w:r>
       <w:r>
         <w:rPr>
-          <w:rFonts w:ascii="Times New Roman" w:hAnsi="Times New Roman" w:cs="Times New Roman"/>
+          <w:rFonts w:ascii="Times New Roman" w:hAnsi="Times New Roman" w:eastAsia="Times New Roman" w:cs="Times New Roman"/>
+          <w:sz w:val="22"/>
+          <w:szCs w:val="22"/>
         </w:rPr>
         <w:t xml:space="preserve">{nomorKuitansi}</w:t>
       </w:r>
@@ -198,18 +253,25 @@
       <w:pPr>
         <w:ind w:left="4678"/>
         <w:rPr>
-          <w:rFonts w:ascii="Times New Roman" w:hAnsi="Times New Roman" w:cs="Times New Roman"/>
-        </w:rPr>
-      </w:pPr>
-      <w:r>
-        <w:rPr>
-          <w:rFonts w:ascii="Times New Roman" w:hAnsi="Times New Roman" w:cs="Times New Roman"/>
+          <w:rFonts w:ascii="Times New Roman" w:hAnsi="Times New Roman" w:eastAsia="Times New Roman" w:cs="Times New Roman"/>
+          <w:sz w:val="22"/>
+          <w:szCs w:val="22"/>
+        </w:rPr>
+        <w:spacing w:before="0" w:after="100" w:line="240" w:lineRule="auto"/>
+      </w:pPr>
+      <w:r>
+        <w:rPr>
+          <w:rFonts w:ascii="Times New Roman" w:hAnsi="Times New Roman" w:eastAsia="Times New Roman" w:cs="Times New Roman"/>
+          <w:sz w:val="22"/>
+          <w:szCs w:val="22"/>
         </w:rPr>
         <w:t xml:space="preserve">Tanggal </w:t>
       </w:r>
       <w:r>
         <w:rPr>
-          <w:rFonts w:ascii="Times New Roman" w:hAnsi="Times New Roman" w:cs="Times New Roman"/>
+          <w:rFonts w:ascii="Times New Roman" w:hAnsi="Times New Roman" w:eastAsia="Times New Roman" w:cs="Times New Roman"/>
+          <w:sz w:val="22"/>
+          <w:szCs w:val="22"/>
         </w:rPr>
         <w:t>Kuitansi</w:t>
       </w:r>
@@ -218,13 +280,17 @@
       </w:r>
       <w:r>
         <w:rPr>
-          <w:rFonts w:ascii="Times New Roman" w:hAnsi="Times New Roman" w:cs="Times New Roman"/>
+          <w:rFonts w:ascii="Times New Roman" w:hAnsi="Times New Roman" w:eastAsia="Times New Roman" w:cs="Times New Roman"/>
+          <w:sz w:val="22"/>
+          <w:szCs w:val="22"/>
         </w:rPr>
         <w:t xml:space="preserve">: </w:t>
       </w:r>
       <w:r>
         <w:rPr>
-          <w:rFonts w:ascii="Times New Roman" w:hAnsi="Times New Roman" w:cs="Times New Roman"/>
+          <w:rFonts w:ascii="Times New Roman" w:hAnsi="Times New Roman" w:eastAsia="Times New Roman" w:cs="Times New Roman"/>
+          <w:sz w:val="22"/>
+          <w:szCs w:val="22"/>
         </w:rPr>
         <w:t xml:space="preserve">{tanggalKuitansi}</w:t>
       </w:r>
@@ -234,59 +300,79 @@
         <w:ind w:left="360"/>
         <w:jc w:val="right"/>
         <w:rPr>
-          <w:rFonts w:ascii="Times New Roman" w:hAnsi="Times New Roman" w:cs="Times New Roman"/>
-        </w:rPr>
+          <w:rFonts w:ascii="Times New Roman" w:hAnsi="Times New Roman" w:eastAsia="Times New Roman" w:cs="Times New Roman"/>
+          <w:sz w:val="22"/>
+          <w:szCs w:val="22"/>
+        </w:rPr>
+        <w:spacing w:before="0" w:after="100" w:line="240" w:lineRule="auto"/>
       </w:pPr>
     </w:p>
     <w:p>
       <w:pPr>
         <w:ind w:left="360"/>
         <w:rPr>
-          <w:rFonts w:ascii="Times New Roman" w:hAnsi="Times New Roman" w:cs="Times New Roman"/>
-        </w:rPr>
-      </w:pPr>
-      <w:r>
-        <w:rPr>
-          <w:rFonts w:ascii="Times New Roman" w:hAnsi="Times New Roman" w:cs="Times New Roman"/>
+          <w:rFonts w:ascii="Times New Roman" w:hAnsi="Times New Roman" w:eastAsia="Times New Roman" w:cs="Times New Roman"/>
+          <w:sz w:val="22"/>
+          <w:szCs w:val="22"/>
+        </w:rPr>
+        <w:spacing w:before="0" w:after="100" w:line="240" w:lineRule="auto"/>
+      </w:pPr>
+      <w:r>
+        <w:rPr>
+          <w:rFonts w:ascii="Times New Roman" w:hAnsi="Times New Roman" w:eastAsia="Times New Roman" w:cs="Times New Roman"/>
+          <w:sz w:val="22"/>
+          <w:szCs w:val="22"/>
         </w:rPr>
         <w:t>Sudah Terima Dari</w:t>
       </w:r>
       <w:r>
         <w:rPr>
-          <w:rFonts w:ascii="Times New Roman" w:hAnsi="Times New Roman" w:cs="Times New Roman"/>
+          <w:rFonts w:ascii="Times New Roman" w:hAnsi="Times New Roman" w:eastAsia="Times New Roman" w:cs="Times New Roman"/>
+          <w:sz w:val="22"/>
+          <w:szCs w:val="22"/>
         </w:rPr>
         <w:tab/>
       </w:r>
       <w:r>
         <w:rPr>
-          <w:rFonts w:ascii="Times New Roman" w:hAnsi="Times New Roman" w:cs="Times New Roman"/>
+          <w:rFonts w:ascii="Times New Roman" w:hAnsi="Times New Roman" w:eastAsia="Times New Roman" w:cs="Times New Roman"/>
+          <w:sz w:val="22"/>
+          <w:szCs w:val="22"/>
         </w:rPr>
         <w:tab/>
       </w:r>
       <w:r>
         <w:rPr>
-          <w:rFonts w:ascii="Times New Roman" w:hAnsi="Times New Roman" w:cs="Times New Roman"/>
+          <w:rFonts w:ascii="Times New Roman" w:hAnsi="Times New Roman" w:eastAsia="Times New Roman" w:cs="Times New Roman"/>
+          <w:sz w:val="22"/>
+          <w:szCs w:val="22"/>
         </w:rPr>
         <w:t xml:space="preserve">: </w:t>
       </w:r>
       <w:proofErr w:type="spellStart"/>
       <w:r>
         <w:rPr>
-          <w:rFonts w:ascii="Times New Roman" w:hAnsi="Times New Roman" w:cs="Times New Roman"/>
+          <w:rFonts w:ascii="Times New Roman" w:hAnsi="Times New Roman" w:eastAsia="Times New Roman" w:cs="Times New Roman"/>
+          <w:sz w:val="22"/>
+          <w:szCs w:val="22"/>
         </w:rPr>
         <w:t>Pertamina</w:t>
       </w:r>
       <w:proofErr w:type="spellEnd"/>
       <w:r>
         <w:rPr>
-          <w:rFonts w:ascii="Times New Roman" w:hAnsi="Times New Roman" w:cs="Times New Roman"/>
+          <w:rFonts w:ascii="Times New Roman" w:hAnsi="Times New Roman" w:eastAsia="Times New Roman" w:cs="Times New Roman"/>
+          <w:sz w:val="22"/>
+          <w:szCs w:val="22"/>
         </w:rPr>
         <w:t xml:space="preserve"> </w:t>
       </w:r>
       <w:proofErr w:type="spellStart"/>
       <w:r>
         <w:rPr>
-          <w:rFonts w:ascii="Times New Roman" w:hAnsi="Times New Roman" w:cs="Times New Roman"/>
+          <w:rFonts w:ascii="Times New Roman" w:hAnsi="Times New Roman" w:eastAsia="Times New Roman" w:cs="Times New Roman"/>
+          <w:sz w:val="22"/>
+          <w:szCs w:val="22"/>
         </w:rPr>
         <w:t>Foundation</w:t>
       </w:r>
@@ -296,18 +382,25 @@
       <w:pPr>
         <w:ind w:left="360"/>
         <w:rPr>
-          <w:rFonts w:ascii="Times New Roman" w:hAnsi="Times New Roman" w:cs="Times New Roman"/>
-        </w:rPr>
-      </w:pPr>
-      <w:r>
-        <w:rPr>
-          <w:rFonts w:ascii="Times New Roman" w:hAnsi="Times New Roman" w:cs="Times New Roman"/>
+          <w:rFonts w:ascii="Times New Roman" w:hAnsi="Times New Roman" w:eastAsia="Times New Roman" w:cs="Times New Roman"/>
+          <w:sz w:val="22"/>
+          <w:szCs w:val="22"/>
+        </w:rPr>
+        <w:spacing w:before="0" w:after="100" w:line="240" w:lineRule="auto"/>
+      </w:pPr>
+      <w:r>
+        <w:rPr>
+          <w:rFonts w:ascii="Times New Roman" w:hAnsi="Times New Roman" w:eastAsia="Times New Roman" w:cs="Times New Roman"/>
+          <w:sz w:val="22"/>
+          <w:szCs w:val="22"/>
         </w:rPr>
         <w:t xml:space="preserve">Jumlah </w:t>
       </w:r>
       <w:r>
         <w:rPr>
-          <w:rFonts w:ascii="Times New Roman" w:hAnsi="Times New Roman" w:cs="Times New Roman"/>
+          <w:rFonts w:ascii="Times New Roman" w:hAnsi="Times New Roman" w:eastAsia="Times New Roman" w:cs="Times New Roman"/>
+          <w:sz w:val="22"/>
+          <w:szCs w:val="22"/>
         </w:rPr>
         <w:t>Uang</w:t>
       </w:r>
@@ -319,13 +412,17 @@
       </w:r>
       <w:r>
         <w:rPr>
-          <w:rFonts w:ascii="Times New Roman" w:hAnsi="Times New Roman" w:cs="Times New Roman"/>
+          <w:rFonts w:ascii="Times New Roman" w:hAnsi="Times New Roman" w:eastAsia="Times New Roman" w:cs="Times New Roman"/>
+          <w:sz w:val="22"/>
+          <w:szCs w:val="22"/>
         </w:rPr>
         <w:t xml:space="preserve">: </w:t>
       </w:r>
       <w:r>
         <w:rPr>
-          <w:rFonts w:ascii="Times New Roman" w:hAnsi="Times New Roman" w:cs="Times New Roman"/>
+          <w:rFonts w:ascii="Times New Roman" w:hAnsi="Times New Roman" w:eastAsia="Times New Roman" w:cs="Times New Roman"/>
+          <w:sz w:val="22"/>
+          <w:szCs w:val="22"/>
         </w:rPr>
         <w:t xml:space="preserve">{termin1}</w:t>
       </w:r>
@@ -335,13 +432,20 @@
         <w:pStyle w:val="Normal"/>
         <w:suppressLineNumbers w:val="0"/>
         <w:bidi w:val="0"/>
-        <w:spacing w:before="0" w:beforeAutospacing="off" w:after="0" w:afterAutospacing="off" w:line="259" w:lineRule="auto"/>
+        <w:spacing w:before="0" w:beforeAutospacing="off" w:after="100" w:afterAutospacing="off" w:line="240" w:lineRule="auto"/>
         <w:ind w:left="360" w:right="0"/>
         <w:jc w:val="left"/>
-      </w:pPr>
-      <w:r>
-        <w:rPr>
-          <w:rFonts w:ascii="Times New Roman" w:hAnsi="Times New Roman" w:cs="Times New Roman"/>
+        <w:rPr>
+          <w:rFonts w:ascii="Times New Roman" w:hAnsi="Times New Roman" w:eastAsia="Times New Roman" w:cs="Times New Roman"/>
+          <w:sz w:val="22"/>
+          <w:szCs w:val="22"/>
+        </w:rPr>
+      </w:pPr>
+      <w:r>
+        <w:rPr>
+          <w:rFonts w:ascii="Times New Roman" w:hAnsi="Times New Roman" w:eastAsia="Times New Roman" w:cs="Times New Roman"/>
+          <w:sz w:val="22"/>
+          <w:szCs w:val="22"/>
         </w:rPr>
         <w:t>Terbilang</w:t>
       </w:r>
@@ -356,13 +460,17 @@
       </w:r>
       <w:r>
         <w:rPr>
-          <w:rFonts w:ascii="Times New Roman" w:hAnsi="Times New Roman" w:cs="Times New Roman"/>
+          <w:rFonts w:ascii="Times New Roman" w:hAnsi="Times New Roman" w:eastAsia="Times New Roman" w:cs="Times New Roman"/>
+          <w:sz w:val="22"/>
+          <w:szCs w:val="22"/>
         </w:rPr>
         <w:t xml:space="preserve">: </w:t>
       </w:r>
       <w:r>
         <w:rPr>
-          <w:rFonts w:ascii="Times New Roman" w:hAnsi="Times New Roman" w:cs="Times New Roman"/>
+          <w:rFonts w:ascii="Times New Roman" w:hAnsi="Times New Roman" w:eastAsia="Times New Roman" w:cs="Times New Roman"/>
+          <w:sz w:val="22"/>
+          <w:szCs w:val="22"/>
         </w:rPr>
         <w:t xml:space="preserve">{termin1Terbilang}</w:t>
       </w:r>
@@ -371,12 +479,17 @@
       <w:pPr>
         <w:ind w:left="360"/>
         <w:rPr>
-          <w:rFonts w:ascii="Times New Roman" w:hAnsi="Times New Roman" w:cs="Times New Roman"/>
-        </w:rPr>
-      </w:pPr>
-      <w:r>
-        <w:rPr>
-          <w:rFonts w:ascii="Times New Roman" w:hAnsi="Times New Roman" w:cs="Times New Roman"/>
+          <w:rFonts w:ascii="Times New Roman" w:hAnsi="Times New Roman" w:eastAsia="Times New Roman" w:cs="Times New Roman"/>
+          <w:sz w:val="22"/>
+          <w:szCs w:val="22"/>
+        </w:rPr>
+        <w:spacing w:before="0" w:after="100" w:line="240" w:lineRule="auto"/>
+      </w:pPr>
+      <w:r>
+        <w:rPr>
+          <w:rFonts w:ascii="Times New Roman" w:hAnsi="Times New Roman" w:eastAsia="Times New Roman" w:cs="Times New Roman"/>
+          <w:sz w:val="22"/>
+          <w:szCs w:val="22"/>
         </w:rPr>
         <w:t>Untuk Pembayaran</w:t>
       </w:r>
@@ -388,33 +501,43 @@
       </w:r>
       <w:r>
         <w:rPr>
-          <w:rFonts w:ascii="Times New Roman" w:hAnsi="Times New Roman" w:cs="Times New Roman"/>
+          <w:rFonts w:ascii="Times New Roman" w:hAnsi="Times New Roman" w:eastAsia="Times New Roman" w:cs="Times New Roman"/>
+          <w:sz w:val="22"/>
+          <w:szCs w:val="22"/>
         </w:rPr>
         <w:t>: Bantuan Implementasi</w:t>
       </w:r>
       <w:r>
         <w:rPr>
-          <w:rFonts w:ascii="Times New Roman" w:hAnsi="Times New Roman" w:cs="Times New Roman"/>
+          <w:rFonts w:ascii="Times New Roman" w:hAnsi="Times New Roman" w:eastAsia="Times New Roman" w:cs="Times New Roman"/>
+          <w:sz w:val="22"/>
+          <w:szCs w:val="22"/>
         </w:rPr>
         <w:t xml:space="preserve"> Program</w:t>
       </w:r>
       <w:r>
         <w:rPr>
-          <w:rFonts w:ascii="Times New Roman" w:hAnsi="Times New Roman" w:cs="Times New Roman"/>
+          <w:rFonts w:ascii="Times New Roman" w:hAnsi="Times New Roman" w:eastAsia="Times New Roman" w:cs="Times New Roman"/>
+          <w:sz w:val="22"/>
+          <w:szCs w:val="22"/>
         </w:rPr>
         <w:t xml:space="preserve"> Desa </w:t>
       </w:r>
       <w:proofErr w:type="spellStart"/>
       <w:r>
         <w:rPr>
-          <w:rFonts w:ascii="Times New Roman" w:hAnsi="Times New Roman" w:cs="Times New Roman"/>
+          <w:rFonts w:ascii="Times New Roman" w:hAnsi="Times New Roman" w:eastAsia="Times New Roman" w:cs="Times New Roman"/>
+          <w:sz w:val="22"/>
+          <w:szCs w:val="22"/>
         </w:rPr>
         <w:t>Energi</w:t>
       </w:r>
       <w:proofErr w:type="spellEnd"/>
       <w:r>
         <w:rPr>
-          <w:rFonts w:ascii="Times New Roman" w:hAnsi="Times New Roman" w:cs="Times New Roman"/>
+          <w:rFonts w:ascii="Times New Roman" w:hAnsi="Times New Roman" w:eastAsia="Times New Roman" w:cs="Times New Roman"/>
+          <w:sz w:val="22"/>
+          <w:szCs w:val="22"/>
         </w:rPr>
         <w:t xml:space="preserve"> Berdikari Sobat</w:t>
       </w:r>
@@ -422,65 +545,91 @@
     <w:p>
       <w:pPr>
         <w:ind w:left="2160" w:firstLine="720"/>
-      </w:pPr>
-      <w:r>
-        <w:rPr>
-          <w:rFonts w:ascii="Times New Roman" w:hAnsi="Times New Roman" w:cs="Times New Roman"/>
+        <w:rPr>
+          <w:rFonts w:ascii="Times New Roman" w:hAnsi="Times New Roman" w:eastAsia="Times New Roman" w:cs="Times New Roman"/>
+          <w:sz w:val="22"/>
+          <w:szCs w:val="22"/>
+        </w:rPr>
+        <w:spacing w:before="0" w:after="100" w:line="240" w:lineRule="auto"/>
+      </w:pPr>
+      <w:r>
+        <w:rPr>
+          <w:rFonts w:ascii="Times New Roman" w:hAnsi="Times New Roman" w:eastAsia="Times New Roman" w:cs="Times New Roman"/>
+          <w:sz w:val="22"/>
+          <w:szCs w:val="22"/>
         </w:rPr>
         <w:t xml:space="preserve">  </w:t>
       </w:r>
       <w:r>
         <w:rPr>
-          <w:rFonts w:ascii="Times New Roman" w:hAnsi="Times New Roman" w:cs="Times New Roman"/>
+          <w:rFonts w:ascii="Times New Roman" w:hAnsi="Times New Roman" w:eastAsia="Times New Roman" w:cs="Times New Roman"/>
+          <w:sz w:val="22"/>
+          <w:szCs w:val="22"/>
         </w:rPr>
         <w:t xml:space="preserve">Bumi </w:t>
       </w:r>
       <w:r>
         <w:rPr>
-          <w:rFonts w:ascii="Times New Roman" w:hAnsi="Times New Roman" w:cs="Times New Roman"/>
+          <w:rFonts w:ascii="Times New Roman" w:hAnsi="Times New Roman" w:eastAsia="Times New Roman" w:cs="Times New Roman"/>
+          <w:sz w:val="22"/>
+          <w:szCs w:val="22"/>
         </w:rPr>
         <w:t>Termin-1 (</w:t>
       </w:r>
       <w:r>
         <w:rPr>
-          <w:rFonts w:ascii="Times New Roman" w:hAnsi="Times New Roman" w:cs="Times New Roman"/>
+          <w:rFonts w:ascii="Times New Roman" w:hAnsi="Times New Roman" w:eastAsia="Times New Roman" w:cs="Times New Roman"/>
+          <w:sz w:val="22"/>
+          <w:szCs w:val="22"/>
         </w:rPr>
         <w:t>7</w:t>
       </w:r>
       <w:r>
         <w:rPr>
-          <w:rFonts w:ascii="Times New Roman" w:hAnsi="Times New Roman" w:cs="Times New Roman"/>
+          <w:rFonts w:ascii="Times New Roman" w:hAnsi="Times New Roman" w:eastAsia="Times New Roman" w:cs="Times New Roman"/>
+          <w:sz w:val="22"/>
+          <w:szCs w:val="22"/>
         </w:rPr>
         <w:t>0%)</w:t>
       </w:r>
       <w:r>
         <w:rPr>
-          <w:rFonts w:ascii="Times New Roman" w:hAnsi="Times New Roman" w:cs="Times New Roman"/>
+          <w:rFonts w:ascii="Times New Roman" w:hAnsi="Times New Roman" w:eastAsia="Times New Roman" w:cs="Times New Roman"/>
+          <w:sz w:val="22"/>
+          <w:szCs w:val="22"/>
         </w:rPr>
         <w:t xml:space="preserve"> dengan judul {judulProgram}</w:t>
       </w:r>
       <w:r/>
       <w:r>
         <w:rPr>
-          <w:rFonts w:ascii="Times New Roman" w:hAnsi="Times New Roman" w:cs="Times New Roman"/>
+          <w:rFonts w:ascii="Times New Roman" w:hAnsi="Times New Roman" w:eastAsia="Times New Roman" w:cs="Times New Roman"/>
+          <w:sz w:val="22"/>
+          <w:szCs w:val="22"/>
         </w:rPr>
       </w:r>
       <w:r/>
       <w:r>
         <w:rPr>
-          <w:rFonts w:ascii="Times New Roman" w:hAnsi="Times New Roman" w:cs="Times New Roman"/>
+          <w:rFonts w:ascii="Times New Roman" w:hAnsi="Times New Roman" w:eastAsia="Times New Roman" w:cs="Times New Roman"/>
+          <w:sz w:val="22"/>
+          <w:szCs w:val="22"/>
         </w:rPr>
       </w:r>
       <w:r/>
       <w:r>
         <w:rPr>
-          <w:rFonts w:ascii="Times New Roman" w:hAnsi="Times New Roman" w:cs="Times New Roman"/>
+          <w:rFonts w:ascii="Times New Roman" w:hAnsi="Times New Roman" w:eastAsia="Times New Roman" w:cs="Times New Roman"/>
+          <w:sz w:val="22"/>
+          <w:szCs w:val="22"/>
         </w:rPr>
       </w:r>
       <w:r/>
       <w:r>
         <w:rPr>
-          <w:rFonts w:ascii="Times New Roman" w:hAnsi="Times New Roman" w:cs="Times New Roman"/>
+          <w:rFonts w:ascii="Times New Roman" w:hAnsi="Times New Roman" w:eastAsia="Times New Roman" w:cs="Times New Roman"/>
+          <w:sz w:val="22"/>
+          <w:szCs w:val="22"/>
         </w:rPr>
       </w:r>
     </w:p>
@@ -488,10 +637,18 @@
       <w:pPr>
         <w:pStyle w:val="Normal"/>
         <w:ind w:left="2160" w:firstLine="720"/>
-      </w:pPr>
-      <w:r>
-        <w:rPr>
-          <w:rFonts w:ascii="Times New Roman" w:hAnsi="Times New Roman" w:cs="Times New Roman"/>
+        <w:rPr>
+          <w:rFonts w:ascii="Times New Roman" w:hAnsi="Times New Roman" w:eastAsia="Times New Roman" w:cs="Times New Roman"/>
+          <w:sz w:val="22"/>
+          <w:szCs w:val="22"/>
+        </w:rPr>
+        <w:spacing w:before="0" w:after="100" w:line="240" w:lineRule="auto"/>
+      </w:pPr>
+      <w:r>
+        <w:rPr>
+          <w:rFonts w:ascii="Times New Roman" w:hAnsi="Times New Roman" w:eastAsia="Times New Roman" w:cs="Times New Roman"/>
+          <w:sz w:val="22"/>
+          <w:szCs w:val="22"/>
         </w:rPr>
         <w:t xml:space="preserve"> </w:t>
       </w:r>
@@ -501,13 +658,20 @@
         <w:pStyle w:val="Normal"/>
         <w:suppressLineNumbers w:val="0"/>
         <w:bidi w:val="0"/>
-        <w:spacing w:before="0" w:beforeAutospacing="off" w:after="0" w:afterAutospacing="off" w:line="259" w:lineRule="auto"/>
+        <w:spacing w:before="0" w:beforeAutospacing="off" w:after="100" w:afterAutospacing="off" w:line="240" w:lineRule="auto"/>
         <w:ind w:left="360" w:right="0"/>
         <w:jc w:val="left"/>
-      </w:pPr>
-      <w:r>
-        <w:rPr>
-          <w:rFonts w:ascii="Times New Roman" w:hAnsi="Times New Roman" w:cs="Times New Roman"/>
+        <w:rPr>
+          <w:rFonts w:ascii="Times New Roman" w:hAnsi="Times New Roman" w:eastAsia="Times New Roman" w:cs="Times New Roman"/>
+          <w:sz w:val="22"/>
+          <w:szCs w:val="22"/>
+        </w:rPr>
+      </w:pPr>
+      <w:r>
+        <w:rPr>
+          <w:rFonts w:ascii="Times New Roman" w:hAnsi="Times New Roman" w:eastAsia="Times New Roman" w:cs="Times New Roman"/>
+          <w:sz w:val="22"/>
+          <w:szCs w:val="22"/>
         </w:rPr>
         <w:t>Perguruan Tinggi</w:t>
       </w:r>
@@ -519,13 +683,17 @@
       </w:r>
       <w:r>
         <w:rPr>
-          <w:rFonts w:ascii="Times New Roman" w:hAnsi="Times New Roman" w:cs="Times New Roman"/>
+          <w:rFonts w:ascii="Times New Roman" w:hAnsi="Times New Roman" w:eastAsia="Times New Roman" w:cs="Times New Roman"/>
+          <w:sz w:val="22"/>
+          <w:szCs w:val="22"/>
         </w:rPr>
         <w:t xml:space="preserve">: </w:t>
       </w:r>
       <w:r>
         <w:rPr>
-          <w:rFonts w:ascii="Times New Roman" w:hAnsi="Times New Roman" w:cs="Times New Roman"/>
+          <w:rFonts w:ascii="Times New Roman" w:hAnsi="Times New Roman" w:eastAsia="Times New Roman" w:cs="Times New Roman"/>
+          <w:sz w:val="22"/>
+          <w:szCs w:val="22"/>
         </w:rPr>
         <w:t xml:space="preserve">{namaPerguruanTinggi}</w:t>
       </w:r>
@@ -533,29 +701,41 @@
     <w:p>
       <w:pPr>
         <w:rPr>
-          <w:rFonts w:ascii="Times New Roman" w:hAnsi="Times New Roman" w:cs="Times New Roman"/>
-        </w:rPr>
+          <w:rFonts w:ascii="Times New Roman" w:hAnsi="Times New Roman" w:eastAsia="Times New Roman" w:cs="Times New Roman"/>
+          <w:sz w:val="22"/>
+          <w:szCs w:val="22"/>
+        </w:rPr>
+        <w:spacing w:before="0" w:after="100" w:line="240" w:lineRule="auto"/>
       </w:pPr>
     </w:p>
     <w:p>
       <w:pPr>
         <w:rPr>
-          <w:rFonts w:ascii="Times New Roman" w:hAnsi="Times New Roman" w:cs="Times New Roman"/>
-        </w:rPr>
+          <w:rFonts w:ascii="Times New Roman" w:hAnsi="Times New Roman" w:eastAsia="Times New Roman" w:cs="Times New Roman"/>
+          <w:sz w:val="22"/>
+          <w:szCs w:val="22"/>
+        </w:rPr>
+        <w:spacing w:before="0" w:after="100" w:line="240" w:lineRule="auto"/>
       </w:pPr>
     </w:p>
     <w:p>
       <w:pPr>
         <w:rPr>
-          <w:rFonts w:ascii="Times New Roman" w:hAnsi="Times New Roman" w:cs="Times New Roman"/>
-        </w:rPr>
+          <w:rFonts w:ascii="Times New Roman" w:hAnsi="Times New Roman" w:eastAsia="Times New Roman" w:cs="Times New Roman"/>
+          <w:sz w:val="22"/>
+          <w:szCs w:val="22"/>
+        </w:rPr>
+        <w:spacing w:before="0" w:after="100" w:line="240" w:lineRule="auto"/>
       </w:pPr>
     </w:p>
     <w:p>
       <w:pPr>
         <w:rPr>
-          <w:rFonts w:ascii="Times New Roman" w:hAnsi="Times New Roman" w:cs="Times New Roman"/>
-        </w:rPr>
+          <w:rFonts w:ascii="Times New Roman" w:hAnsi="Times New Roman" w:eastAsia="Times New Roman" w:cs="Times New Roman"/>
+          <w:sz w:val="22"/>
+          <w:szCs w:val="22"/>
+        </w:rPr>
+        <w:spacing w:before="0" w:after="100" w:line="240" w:lineRule="auto"/>
       </w:pPr>
     </w:p>
     <w:tbl>
@@ -590,16 +770,21 @@
             <w:pPr>
               <w:jc w:val="center"/>
               <w:rPr>
-                <w:rFonts w:ascii="Times New Roman" w:hAnsi="Times New Roman" w:cs="Times New Roman"/>
+                <w:rFonts w:ascii="Times New Roman" w:hAnsi="Times New Roman" w:eastAsia="Times New Roman" w:cs="Times New Roman"/>
                 <w:b/>
                 <w:bCs/>
-              </w:rPr>
+                <w:sz w:val="22"/>
+                <w:szCs w:val="22"/>
+              </w:rPr>
+              <w:spacing w:before="0" w:after="100" w:line="240" w:lineRule="auto"/>
             </w:pPr>
             <w:r>
               <w:rPr>
-                <w:rFonts w:ascii="Times New Roman" w:hAnsi="Times New Roman" w:cs="Times New Roman"/>
+                <w:rFonts w:ascii="Times New Roman" w:hAnsi="Times New Roman" w:eastAsia="Times New Roman" w:cs="Times New Roman"/>
                 <w:b/>
                 <w:bCs/>
+                <w:sz w:val="22"/>
+                <w:szCs w:val="22"/>
               </w:rPr>
               <w:t xml:space="preserve">Mentor </w:t>
             </w:r>
@@ -609,23 +794,32 @@
               <w:pStyle w:val="Normal"/>
               <w:suppressLineNumbers w:val="0"/>
               <w:bidi w:val="0"/>
-              <w:spacing w:before="0" w:beforeAutospacing="off" w:after="0" w:afterAutospacing="off" w:line="259" w:lineRule="auto"/>
+              <w:spacing w:before="0" w:beforeAutospacing="off" w:after="100" w:afterAutospacing="off" w:line="240" w:lineRule="auto"/>
               <w:ind w:left="0" w:right="0"/>
               <w:jc w:val="center"/>
+              <w:rPr>
+                <w:rFonts w:ascii="Times New Roman" w:hAnsi="Times New Roman" w:eastAsia="Times New Roman" w:cs="Times New Roman"/>
+                <w:sz w:val="22"/>
+                <w:szCs w:val="22"/>
+              </w:rPr>
             </w:pPr>
             <w:r>
               <w:rPr>
-                <w:rFonts w:ascii="Times New Roman" w:hAnsi="Times New Roman" w:cs="Times New Roman"/>
+                <w:rFonts w:ascii="Times New Roman" w:hAnsi="Times New Roman" w:eastAsia="Times New Roman" w:cs="Times New Roman"/>
                 <w:b w:val="1"/>
                 <w:bCs w:val="1"/>
+                <w:sz w:val="22"/>
+                <w:szCs w:val="22"/>
               </w:rPr>
               <w:t>DEB</w:t>
             </w:r>
             <w:r>
               <w:rPr>
-                <w:rFonts w:ascii="Times New Roman" w:hAnsi="Times New Roman" w:cs="Times New Roman"/>
+                <w:rFonts w:ascii="Times New Roman" w:hAnsi="Times New Roman" w:eastAsia="Times New Roman" w:cs="Times New Roman"/>
                 <w:b w:val="1"/>
                 <w:bCs w:val="1"/>
+                <w:sz w:val="22"/>
+                <w:szCs w:val="22"/>
               </w:rPr>
               <w:t xml:space="preserve"> Sobat Bumi</w:t>
             </w:r>
@@ -634,7 +828,9 @@
             </w:r>
             <w:r>
               <w:rPr>
-                <w:rFonts w:ascii="Times New Roman" w:hAnsi="Times New Roman" w:cs="Times New Roman"/>
+                <w:rFonts w:ascii="Times New Roman" w:hAnsi="Times New Roman" w:eastAsia="Times New Roman" w:cs="Times New Roman"/>
+                <w:sz w:val="22"/>
+                <w:szCs w:val="22"/>
               </w:rPr>
               <w:t xml:space="preserve">{namaPerguruanTinggi}</w:t>
             </w:r>
@@ -643,20 +839,28 @@
             <w:pPr>
               <w:jc w:val="center"/>
               <w:rPr>
-                <w:rFonts w:ascii="Times New Roman" w:hAnsi="Times New Roman" w:cs="Times New Roman"/>
-              </w:rPr>
+                <w:rFonts w:ascii="Times New Roman" w:hAnsi="Times New Roman" w:eastAsia="Times New Roman" w:cs="Times New Roman"/>
+                <w:sz w:val="22"/>
+                <w:szCs w:val="22"/>
+              </w:rPr>
+              <w:spacing w:before="0" w:after="100" w:line="240" w:lineRule="auto"/>
             </w:pPr>
           </w:p>
           <w:p>
             <w:pPr>
               <w:ind w:left="520"/>
               <w:rPr>
-                <w:rFonts w:ascii="Times New Roman" w:hAnsi="Times New Roman" w:cs="Times New Roman"/>
-              </w:rPr>
+                <w:rFonts w:ascii="Times New Roman" w:hAnsi="Times New Roman" w:eastAsia="Times New Roman" w:cs="Times New Roman"/>
+                <w:sz w:val="22"/>
+                <w:szCs w:val="22"/>
+              </w:rPr>
+              <w:spacing w:before="0" w:after="100" w:line="240" w:lineRule="auto"/>
             </w:pPr>
             <w:r>
               <w:rPr>
-                <w:rFonts w:ascii="Times New Roman" w:hAnsi="Times New Roman" w:cs="Times New Roman"/>
+                <w:rFonts w:ascii="Times New Roman" w:hAnsi="Times New Roman" w:eastAsia="Times New Roman" w:cs="Times New Roman"/>
+                <w:sz w:val="22"/>
+                <w:szCs w:val="22"/>
               </w:rPr>
               <w:t>(Meterai)</w:t>
             </w:r>
@@ -664,16 +868,22 @@
           <w:p>
             <w:pPr>
               <w:rPr>
-                <w:rFonts w:ascii="Times New Roman" w:hAnsi="Times New Roman" w:cs="Times New Roman"/>
-              </w:rPr>
+                <w:rFonts w:ascii="Times New Roman" w:hAnsi="Times New Roman" w:eastAsia="Times New Roman" w:cs="Times New Roman"/>
+                <w:sz w:val="22"/>
+                <w:szCs w:val="22"/>
+              </w:rPr>
+              <w:spacing w:before="0" w:after="100" w:line="240" w:lineRule="auto"/>
             </w:pPr>
           </w:p>
           <w:p>
             <w:pPr>
               <w:jc w:val="center"/>
               <w:rPr>
-                <w:rFonts w:ascii="Times New Roman" w:hAnsi="Times New Roman" w:cs="Times New Roman"/>
-              </w:rPr>
+                <w:rFonts w:ascii="Times New Roman" w:hAnsi="Times New Roman" w:eastAsia="Times New Roman" w:cs="Times New Roman"/>
+                <w:sz w:val="22"/>
+                <w:szCs w:val="22"/>
+              </w:rPr>
+              <w:spacing w:before="0" w:after="100" w:line="240" w:lineRule="auto"/>
             </w:pPr>
           </w:p>
           <w:p>
@@ -681,13 +891,20 @@
               <w:pStyle w:val="Normal"/>
               <w:suppressLineNumbers w:val="0"/>
               <w:bidi w:val="0"/>
-              <w:spacing w:before="0" w:beforeAutospacing="off" w:after="0" w:afterAutospacing="off" w:line="259" w:lineRule="auto"/>
+              <w:spacing w:before="0" w:beforeAutospacing="off" w:after="100" w:afterAutospacing="off" w:line="240" w:lineRule="auto"/>
               <w:ind w:left="0" w:right="0"/>
               <w:jc w:val="center"/>
+              <w:rPr>
+                <w:rFonts w:ascii="Times New Roman" w:hAnsi="Times New Roman" w:eastAsia="Times New Roman" w:cs="Times New Roman"/>
+                <w:sz w:val="22"/>
+                <w:szCs w:val="22"/>
+              </w:rPr>
             </w:pPr>
             <w:r>
               <w:rPr>
-                <w:rFonts w:ascii="Times New Roman" w:hAnsi="Times New Roman" w:cs="Times New Roman"/>
+                <w:rFonts w:ascii="Times New Roman" w:hAnsi="Times New Roman" w:eastAsia="Times New Roman" w:cs="Times New Roman"/>
+                <w:sz w:val="22"/>
+                <w:szCs w:val="22"/>
               </w:rPr>
               <w:t xml:space="preserve">{namaMentor}</w:t>
             </w:r>
@@ -702,16 +919,21 @@
             <w:pPr>
               <w:jc w:val="center"/>
               <w:rPr>
-                <w:rFonts w:ascii="Times New Roman" w:hAnsi="Times New Roman" w:cs="Times New Roman"/>
+                <w:rFonts w:ascii="Times New Roman" w:hAnsi="Times New Roman" w:eastAsia="Times New Roman" w:cs="Times New Roman"/>
                 <w:b/>
                 <w:bCs/>
-              </w:rPr>
+                <w:sz w:val="22"/>
+                <w:szCs w:val="22"/>
+              </w:rPr>
+              <w:spacing w:before="0" w:after="100" w:line="240" w:lineRule="auto"/>
             </w:pPr>
             <w:r>
               <w:rPr>
-                <w:rFonts w:ascii="Times New Roman" w:hAnsi="Times New Roman" w:cs="Times New Roman"/>
+                <w:rFonts w:ascii="Times New Roman" w:hAnsi="Times New Roman" w:eastAsia="Times New Roman" w:cs="Times New Roman"/>
                 <w:b/>
                 <w:bCs/>
+                <w:sz w:val="22"/>
+                <w:szCs w:val="22"/>
               </w:rPr>
               <w:t>Koordinator</w:t>
             </w:r>
@@ -720,48 +942,61 @@
             <w:pPr>
               <w:jc w:val="center"/>
               <w:rPr>
-                <w:rFonts w:ascii="Times New Roman" w:hAnsi="Times New Roman" w:cs="Times New Roman"/>
+                <w:rFonts w:ascii="Times New Roman" w:hAnsi="Times New Roman" w:eastAsia="Times New Roman" w:cs="Times New Roman"/>
                 <w:b/>
                 <w:bCs/>
-              </w:rPr>
+                <w:sz w:val="22"/>
+                <w:szCs w:val="22"/>
+              </w:rPr>
+              <w:spacing w:before="0" w:after="100" w:line="240" w:lineRule="auto"/>
             </w:pPr>
             <w:r>
               <w:rPr>
-                <w:rFonts w:ascii="Times New Roman" w:hAnsi="Times New Roman" w:cs="Times New Roman"/>
+                <w:rFonts w:ascii="Times New Roman" w:hAnsi="Times New Roman" w:eastAsia="Times New Roman" w:cs="Times New Roman"/>
                 <w:b w:val="1"/>
                 <w:bCs w:val="1"/>
+                <w:sz w:val="22"/>
+                <w:szCs w:val="22"/>
               </w:rPr>
               <w:t xml:space="preserve">DEB Sobat Bumi </w:t>
             </w:r>
             <w:r>
               <w:rPr>
-                <w:rFonts w:ascii="Times New Roman" w:hAnsi="Times New Roman" w:cs="Times New Roman"/>
+                <w:rFonts w:ascii="Times New Roman" w:hAnsi="Times New Roman" w:eastAsia="Times New Roman" w:cs="Times New Roman"/>
                 <w:b w:val="1"/>
                 <w:bCs w:val="1"/>
+                <w:sz w:val="22"/>
+                <w:szCs w:val="22"/>
               </w:rPr>
               <w:t>202</w:t>
             </w:r>
             <w:r>
               <w:rPr>
-                <w:rFonts w:ascii="Times New Roman" w:hAnsi="Times New Roman" w:cs="Times New Roman"/>
+                <w:rFonts w:ascii="Times New Roman" w:hAnsi="Times New Roman" w:eastAsia="Times New Roman" w:cs="Times New Roman"/>
                 <w:b w:val="1"/>
                 <w:bCs w:val="1"/>
+                <w:sz w:val="22"/>
+                <w:szCs w:val="22"/>
               </w:rPr>
               <w:t>5</w:t>
             </w:r>
             <w:r>
               <w:rPr>
-                <w:rFonts w:ascii="Times New Roman" w:hAnsi="Times New Roman" w:cs="Times New Roman"/>
+                <w:rFonts w:ascii="Times New Roman" w:hAnsi="Times New Roman" w:eastAsia="Times New Roman" w:cs="Times New Roman"/>
                 <w:b w:val="1"/>
                 <w:bCs w:val="1"/>
+                <w:sz w:val="22"/>
+                <w:szCs w:val="22"/>
               </w:rPr>
               <w:t>/202</w:t>
             </w:r>
             <w:r>
               <w:rPr>
-                <w:rFonts w:ascii="Times New Roman" w:hAnsi="Times New Roman" w:cs="Times New Roman"/>
+                <w:rFonts w:ascii="Times New Roman" w:hAnsi="Times New Roman" w:eastAsia="Times New Roman" w:cs="Times New Roman"/>
                 <w:b w:val="1"/>
                 <w:bCs w:val="1"/>
+                <w:sz w:val="22"/>
+                <w:szCs w:val="22"/>
               </w:rPr>
               <w:t>6</w:t>
             </w:r>
@@ -771,13 +1006,20 @@
               <w:pStyle w:val="Normal"/>
               <w:suppressLineNumbers w:val="0"/>
               <w:bidi w:val="0"/>
-              <w:spacing w:before="0" w:beforeAutospacing="off" w:after="0" w:afterAutospacing="off" w:line="259" w:lineRule="auto"/>
+              <w:spacing w:before="0" w:beforeAutospacing="off" w:after="100" w:afterAutospacing="off" w:line="240" w:lineRule="auto"/>
               <w:ind w:left="0" w:right="0"/>
               <w:jc w:val="center"/>
+              <w:rPr>
+                <w:rFonts w:ascii="Times New Roman" w:hAnsi="Times New Roman" w:eastAsia="Times New Roman" w:cs="Times New Roman"/>
+                <w:sz w:val="22"/>
+                <w:szCs w:val="22"/>
+              </w:rPr>
             </w:pPr>
             <w:r>
               <w:rPr>
-                <w:rFonts w:ascii="Times New Roman" w:hAnsi="Times New Roman" w:cs="Times New Roman"/>
+                <w:rFonts w:ascii="Times New Roman" w:hAnsi="Times New Roman" w:eastAsia="Times New Roman" w:cs="Times New Roman"/>
+                <w:sz w:val="22"/>
+                <w:szCs w:val="22"/>
               </w:rPr>
               <w:t xml:space="preserve">{namaPerguruanTinggi}</w:t>
             </w:r>
@@ -785,29 +1027,41 @@
           <w:p>
             <w:pPr>
               <w:rPr>
-                <w:rFonts w:ascii="Times New Roman" w:hAnsi="Times New Roman" w:cs="Times New Roman"/>
-              </w:rPr>
+                <w:rFonts w:ascii="Times New Roman" w:hAnsi="Times New Roman" w:eastAsia="Times New Roman" w:cs="Times New Roman"/>
+                <w:sz w:val="22"/>
+                <w:szCs w:val="22"/>
+              </w:rPr>
+              <w:spacing w:before="0" w:after="100" w:line="240" w:lineRule="auto"/>
             </w:pPr>
           </w:p>
           <w:p>
             <w:pPr>
               <w:rPr>
-                <w:rFonts w:ascii="Times New Roman" w:hAnsi="Times New Roman" w:cs="Times New Roman"/>
-              </w:rPr>
+                <w:rFonts w:ascii="Times New Roman" w:hAnsi="Times New Roman" w:eastAsia="Times New Roman" w:cs="Times New Roman"/>
+                <w:sz w:val="22"/>
+                <w:szCs w:val="22"/>
+              </w:rPr>
+              <w:spacing w:before="0" w:after="100" w:line="240" w:lineRule="auto"/>
             </w:pPr>
           </w:p>
           <w:p>
             <w:pPr>
               <w:rPr>
-                <w:rFonts w:ascii="Times New Roman" w:hAnsi="Times New Roman" w:cs="Times New Roman"/>
-              </w:rPr>
+                <w:rFonts w:ascii="Times New Roman" w:hAnsi="Times New Roman" w:eastAsia="Times New Roman" w:cs="Times New Roman"/>
+                <w:sz w:val="22"/>
+                <w:szCs w:val="22"/>
+              </w:rPr>
+              <w:spacing w:before="0" w:after="100" w:line="240" w:lineRule="auto"/>
             </w:pPr>
           </w:p>
           <w:p>
             <w:pPr>
               <w:rPr>
-                <w:rFonts w:ascii="Times New Roman" w:hAnsi="Times New Roman" w:cs="Times New Roman"/>
-              </w:rPr>
+                <w:rFonts w:ascii="Times New Roman" w:hAnsi="Times New Roman" w:eastAsia="Times New Roman" w:cs="Times New Roman"/>
+                <w:sz w:val="22"/>
+                <w:szCs w:val="22"/>
+              </w:rPr>
+              <w:spacing w:before="0" w:after="100" w:line="240" w:lineRule="auto"/>
             </w:pPr>
           </w:p>
           <w:p>
@@ -815,13 +1069,20 @@
               <w:pStyle w:val="Normal"/>
               <w:suppressLineNumbers w:val="0"/>
               <w:bidi w:val="0"/>
-              <w:spacing w:before="0" w:beforeAutospacing="off" w:after="0" w:afterAutospacing="off" w:line="259" w:lineRule="auto"/>
+              <w:spacing w:before="0" w:beforeAutospacing="off" w:after="100" w:afterAutospacing="off" w:line="240" w:lineRule="auto"/>
               <w:ind w:left="0" w:right="0"/>
               <w:jc w:val="center"/>
+              <w:rPr>
+                <w:rFonts w:ascii="Times New Roman" w:hAnsi="Times New Roman" w:eastAsia="Times New Roman" w:cs="Times New Roman"/>
+                <w:sz w:val="22"/>
+                <w:szCs w:val="22"/>
+              </w:rPr>
             </w:pPr>
             <w:r>
               <w:rPr>
-                <w:rFonts w:ascii="Times New Roman" w:hAnsi="Times New Roman" w:cs="Times New Roman"/>
+                <w:rFonts w:ascii="Times New Roman" w:hAnsi="Times New Roman" w:eastAsia="Times New Roman" w:cs="Times New Roman"/>
+                <w:sz w:val="22"/>
+                <w:szCs w:val="22"/>
               </w:rPr>
               <w:t xml:space="preserve">{namaKoordinator}</w:t>
             </w:r>
@@ -883,141 +1144,20 @@
   <w:p>
     <w:pPr>
       <w:pStyle w:val="Header"/>
+      <w:rPr>
+        <w:rFonts w:ascii="Times New Roman" w:hAnsi="Times New Roman" w:eastAsia="Times New Roman" w:cs="Times New Roman"/>
+        <w:sz w:val="22"/>
+        <w:szCs w:val="22"/>
+      </w:rPr>
+      <w:spacing w:before="0" w:after="100" w:line="240" w:lineRule="auto"/>
     </w:pPr>
     <w:r>
       <w:rPr>
         <w:noProof/>
+        <w:rFonts w:ascii="Times New Roman" w:hAnsi="Times New Roman" w:eastAsia="Times New Roman" w:cs="Times New Roman"/>
+        <w:sz w:val="22"/>
+        <w:szCs w:val="22"/>
       </w:rPr>
-      <mc:AlternateContent>
-        <mc:Choice Requires="wps">
-          <w:drawing>
-            <wp:anchor distT="0" distB="0" distL="114300" distR="114300" simplePos="0" relativeHeight="251660288" behindDoc="0" locked="0" layoutInCell="1" allowOverlap="1" wp14:anchorId="095BF9E4" wp14:editId="0DE89177">
-              <wp:simplePos x="0" y="0"/>
-              <wp:positionH relativeFrom="column">
-                <wp:posOffset>-79514</wp:posOffset>
-              </wp:positionH>
-              <wp:positionV relativeFrom="paragraph">
-                <wp:posOffset>-107674</wp:posOffset>
-              </wp:positionV>
-              <wp:extent cx="4320000" cy="540000"/>
-              <wp:effectExtent l="0" t="0" r="28575" b="18415"/>
-              <wp:wrapNone/>
-              <wp:docPr id="126831539" name="Text Box 2"/>
-              <wp:cNvGraphicFramePr/>
-              <a:graphic xmlns:a="http://schemas.openxmlformats.org/drawingml/2006/main">
-                <a:graphicData uri="http://schemas.microsoft.com/office/word/2010/wordprocessingShape">
-                  <wps:wsp>
-                    <wps:cNvSpPr txBox="1"/>
-                    <wps:spPr>
-                      <a:xfrm>
-                        <a:off x="0" y="0"/>
-                        <a:ext cx="4320000" cy="540000"/>
-                      </a:xfrm>
-                      <a:prstGeom prst="rect">
-                        <a:avLst/>
-                      </a:prstGeom>
-                      <a:solidFill>
-                        <a:schemeClr val="lt1"/>
-                      </a:solidFill>
-                      <a:ln w="6350">
-                        <a:solidFill>
-                          <a:prstClr val="black"/>
-                        </a:solidFill>
-                      </a:ln>
-                    </wps:spPr>
-                    <wps:txbx>
-                      <w:txbxContent>
-                        <w:p>
-                          <w:pPr>
-                            <w:jc w:val="center"/>
-                            <w:rPr>
-                              <w:b/>
-                              <w:bCs/>
-                              <w:sz w:val="20"/>
-                              <w:szCs w:val="20"/>
-                            </w:rPr>
-                          </w:pPr>
-                          <w:r>
-                            <w:rPr>
-                              <w:b/>
-                              <w:bCs/>
-                              <w:sz w:val="20"/>
-                              <w:szCs w:val="20"/>
-                            </w:rPr>
-                            <w:t xml:space="preserve">{namaPerguruanTinggiKapital}</w:t>
-                            <w:br/>
-                          </w:r>
-                          <w:r>
-                            <w:rPr>
-                              <w:sz w:val="18"/>
-                              <w:szCs w:val="18"/>
-                            </w:rPr>
-                            <w:t xml:space="preserve">{alamatPerguruanTinggi}</w:t>
-                          </w:r>
-                        </w:p>
-                      </w:txbxContent>
-                    </wps:txbx>
-                    <wps:bodyPr rot="0" spcFirstLastPara="0" vertOverflow="overflow" horzOverflow="overflow" vert="horz" wrap="square" lIns="91440" tIns="45720" rIns="91440" bIns="45720" numCol="1" spcCol="0" rtlCol="0" fromWordArt="0" anchor="t" anchorCtr="0" forceAA="0" compatLnSpc="1">
-                      <a:prstTxWarp prst="textNoShape">
-                        <a:avLst/>
-                      </a:prstTxWarp>
-                      <a:noAutofit/>
-                    </wps:bodyPr>
-                  </wps:wsp>
-                </a:graphicData>
-              </a:graphic>
-              <wp14:sizeRelH relativeFrom="margin">
-                <wp14:pctWidth>0</wp14:pctWidth>
-              </wp14:sizeRelH>
-              <wp14:sizeRelV relativeFrom="margin">
-                <wp14:pctHeight>0</wp14:pctHeight>
-              </wp14:sizeRelV>
-            </wp:anchor>
-          </w:drawing>
-        </mc:Choice>
-        <mc:Fallback xmlns:a="http://schemas.openxmlformats.org/drawingml/2006/main">
-          <w:pict w14:anchorId="1F17A76E">
-            <v:shapetype id="_x0000_t202" coordsize="21600,21600" o:spt="202" path="m,l,21600r21600,l21600,xe" w14:anchorId="095BF9E4">
-              <v:stroke joinstyle="miter"/>
-              <v:path gradientshapeok="t" o:connecttype="rect"/>
-            </v:shapetype>
-            <v:shape id="Text Box 2" style="position:absolute;margin-left:-6.25pt;margin-top:-8.5pt;width:340.2pt;height:42.5pt;z-index:251660288;visibility:visible;mso-wrap-style:square;mso-width-percent:0;mso-height-percent:0;mso-wrap-distance-left:9pt;mso-wrap-distance-top:0;mso-wrap-distance-right:9pt;mso-wrap-distance-bottom:0;mso-position-horizontal:absolute;mso-position-horizontal-relative:text;mso-position-vertical:absolute;mso-position-vertical-relative:text;mso-width-percent:0;mso-height-percent:0;mso-width-relative:margin;mso-height-relative:margin;v-text-anchor:top" o:spid="_x0000_s1026" fillcolor="white [3201]" strokeweight=".5pt" type="#_x0000_t202" o:gfxdata="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">
-              <v:textbox>
-                <w:txbxContent>
-                  <w:p>
-                    <w:pPr>
-                      <w:jc w:val="center"/>
-                      <w:rPr>
-                        <w:b/>
-                        <w:bCs/>
-                        <w:sz w:val="20"/>
-                        <w:szCs w:val="20"/>
-                      </w:rPr>
-                    </w:pPr>
-                    <w:r>
-                      <w:rPr>
-                        <w:b/>
-                        <w:bCs/>
-                        <w:sz w:val="20"/>
-                        <w:szCs w:val="20"/>
-                      </w:rPr>
-                      <w:t xml:space="preserve">{namaPerguruanTinggiKapital}</w:t>
-                      <w:br/>
-                    </w:r>
-                    <w:r>
-                      <w:rPr>
-                        <w:sz w:val="18"/>
-                        <w:szCs w:val="18"/>
-                      </w:rPr>
-                      <w:t xml:space="preserve">{alamatPerguruanTinggi}</w:t>
-                    </w:r>
-                  </w:p>
-                </w:txbxContent>
-              </v:textbox>
-            </v:shape>
-          </w:pict>
-        </mc:Fallback>
-      </mc:AlternateContent>
     </w:r>
   </w:p>
 </w:hdr>
@@ -1125,7 +1265,7 @@
   <w:docDefaults>
     <w:rPrDefault>
       <w:rPr>
-        <w:rFonts w:eastAsia="Arial MT" w:asciiTheme="minorHAnsi" w:hAnsiTheme="minorHAnsi" w:cstheme="minorBidi"/>
+        <w:rFonts w:ascii="Times New Roman" w:hAnsi="Times New Roman" w:eastAsia="Times New Roman" w:cs="Times New Roman"/>
         <w:sz w:val="22"/>
         <w:szCs w:val="22"/>
         <w:lang w:val="en-ID" w:eastAsia="en-US" w:bidi="ar-SA"/>
@@ -1522,8 +1662,10 @@
     <w:qFormat/>
     <w:rsid w:val="00646079"/>
     <w:rPr>
-      <w:rFonts w:ascii="Arial MT" w:hAnsi="Arial MT" w:cs="Arial MT"/>
+      <w:rFonts w:ascii="Times New Roman" w:hAnsi="Times New Roman" w:eastAsia="Times New Roman" w:cs="Times New Roman"/>
       <w:lang w:val="ms"/>
+      <w:sz w:val="22"/>
+      <w:szCs w:val="22"/>
     </w:rPr>
   </w:style>
   <w:style w:type="paragraph" w:styleId="Heading1">
@@ -1540,9 +1682,11 @@
       <w:outlineLvl w:val="0"/>
     </w:pPr>
     <w:rPr>
-      <w:rFonts w:ascii="Arial" w:hAnsi="Arial" w:eastAsia="Arial" w:cs="Arial"/>
+      <w:rFonts w:ascii="Times New Roman" w:hAnsi="Times New Roman" w:eastAsia="Times New Roman" w:cs="Times New Roman"/>
       <w:b/>
       <w:bCs/>
+      <w:sz w:val="22"/>
+      <w:szCs w:val="22"/>
     </w:rPr>
   </w:style>
   <w:style w:type="character" w:styleId="DefaultParagraphFont" w:default="1">
@@ -1586,10 +1730,12 @@
     <w:uiPriority w:val="9"/>
     <w:rsid w:val="00AC5830"/>
     <w:rPr>
-      <w:rFonts w:ascii="Arial" w:hAnsi="Arial" w:eastAsia="Arial" w:cs="Arial"/>
+      <w:rFonts w:ascii="Times New Roman" w:hAnsi="Times New Roman" w:eastAsia="Times New Roman" w:cs="Times New Roman"/>
       <w:b/>
       <w:bCs/>
       <w:lang w:val="ms"/>
+      <w:sz w:val="22"/>
+      <w:szCs w:val="22"/>
     </w:rPr>
   </w:style>
   <w:style w:type="paragraph" w:styleId="Title">
@@ -1605,11 +1751,11 @@
       <w:jc w:val="center"/>
     </w:pPr>
     <w:rPr>
-      <w:rFonts w:ascii="Arial" w:hAnsi="Arial" w:eastAsia="Arial" w:cs="Arial"/>
+      <w:rFonts w:ascii="Times New Roman" w:hAnsi="Times New Roman" w:eastAsia="Times New Roman" w:cs="Times New Roman"/>
       <w:b/>
       <w:bCs/>
-      <w:sz w:val="32"/>
-      <w:szCs w:val="32"/>
+      <w:sz w:val="22"/>
+      <w:szCs w:val="22"/>
     </w:rPr>
   </w:style>
   <w:style w:type="character" w:styleId="TitleChar" w:customStyle="1">
@@ -1619,11 +1765,11 @@
     <w:uiPriority w:val="10"/>
     <w:rsid w:val="00AC5830"/>
     <w:rPr>
-      <w:rFonts w:ascii="Arial" w:hAnsi="Arial" w:eastAsia="Arial" w:cs="Arial"/>
+      <w:rFonts w:ascii="Times New Roman" w:hAnsi="Times New Roman" w:eastAsia="Times New Roman" w:cs="Times New Roman"/>
       <w:b/>
       <w:bCs/>
-      <w:sz w:val="32"/>
-      <w:szCs w:val="32"/>
+      <w:sz w:val="22"/>
+      <w:szCs w:val="22"/>
       <w:lang w:val="ms"/>
     </w:rPr>
   </w:style>
@@ -1642,8 +1788,10 @@
     <w:uiPriority w:val="1"/>
     <w:rsid w:val="00AC5830"/>
     <w:rPr>
-      <w:rFonts w:ascii="Arial MT" w:hAnsi="Arial MT" w:eastAsia="Arial MT" w:cs="Arial MT"/>
+      <w:rFonts w:ascii="Times New Roman" w:hAnsi="Times New Roman" w:eastAsia="Times New Roman" w:cs="Times New Roman"/>
       <w:lang w:val="ms"/>
+      <w:sz w:val="22"/>
+      <w:szCs w:val="22"/>
     </w:rPr>
   </w:style>
   <w:style w:type="paragraph" w:styleId="ListParagraph">
@@ -1678,8 +1826,10 @@
     <w:uiPriority w:val="99"/>
     <w:rsid w:val="00FA2499"/>
     <w:rPr>
-      <w:rFonts w:ascii="Arial MT" w:hAnsi="Arial MT" w:cs="Arial MT"/>
+      <w:rFonts w:ascii="Times New Roman" w:hAnsi="Times New Roman" w:eastAsia="Times New Roman" w:cs="Times New Roman"/>
       <w:lang w:val="ms"/>
+      <w:sz w:val="22"/>
+      <w:szCs w:val="22"/>
     </w:rPr>
   </w:style>
   <w:style w:type="paragraph" w:styleId="Footer">
@@ -1703,8 +1853,10 @@
     <w:uiPriority w:val="99"/>
     <w:rsid w:val="00FA2499"/>
     <w:rPr>
-      <w:rFonts w:ascii="Arial MT" w:hAnsi="Arial MT" w:cs="Arial MT"/>
+      <w:rFonts w:ascii="Times New Roman" w:hAnsi="Times New Roman" w:eastAsia="Times New Roman" w:cs="Times New Roman"/>
       <w:lang w:val="ms"/>
+      <w:sz w:val="22"/>
+      <w:szCs w:val="22"/>
     </w:rPr>
   </w:style>
   <w:style w:type="table" w:styleId="TableGrid">
